--- a/files/BRD Warehouse Management System.docx
+++ b/files/BRD Warehouse Management System.docx
@@ -1,6 +1,6 @@
 
 <file path=word/document.xml><?xml version="1.0" encoding="utf-8"?>
-<w:document xmlns:wpc="http://schemas.microsoft.com/office/word/2010/wordprocessingCanvas" xmlns:cx="http://schemas.microsoft.com/office/drawing/2014/chartex" xmlns:cx1="http://schemas.microsoft.com/office/drawing/2015/9/8/chartex" xmlns:cx2="http://schemas.microsoft.com/office/drawing/2015/10/21/chartex" xmlns:cx3="http://schemas.microsoft.com/office/drawing/2016/5/9/chartex" xmlns:cx4="http://schemas.microsoft.com/office/drawing/2016/5/10/chartex" xmlns:cx5="http://schemas.microsoft.com/office/drawing/2016/5/11/chartex" xmlns:cx6="http://schemas.microsoft.com/office/drawing/2016/5/12/chartex" xmlns:cx7="http://schemas.microsoft.com/office/drawing/2016/5/13/chartex" xmlns:cx8="http://schemas.microsoft.com/office/drawing/2016/5/14/chartex" xmlns:mc="http://schemas.openxmlformats.org/markup-compatibility/2006" xmlns:aink="http://schemas.microsoft.com/office/drawing/2016/ink" xmlns:am3d="http://schemas.microsoft.com/office/drawing/2017/model3d" xmlns:o="urn:schemas-microsoft-com:office:office" xmlns:oel="http://schemas.microsoft.com/office/2019/extlst" xmlns:r="http://schemas.openxmlformats.org/officeDocument/2006/relationships" xmlns:m="http://schemas.openxmlformats.org/officeDocument/2006/math" xmlns:v="urn:schemas-microsoft-com:vml" xmlns:wp14="http://schemas.microsoft.com/office/word/2010/wordprocessingDrawing" xmlns:wp="http://schemas.openxmlformats.org/drawingml/2006/wordprocessingDrawing" xmlns:w10="urn:schemas-microsoft-com:office:word" xmlns:w="http://schemas.openxmlformats.org/wordprocessingml/2006/main" xmlns:w14="http://schemas.microsoft.com/office/word/2010/wordml" xmlns:w15="http://schemas.microsoft.com/office/word/2012/wordml" xmlns:w16cex="http://schemas.microsoft.com/office/word/2018/wordml/cex" xmlns:w16cid="http://schemas.microsoft.com/office/word/2016/wordml/cid" xmlns:w16="http://schemas.microsoft.com/office/word/2018/wordml" xmlns:w16sdtdh="http://schemas.microsoft.com/office/word/2020/wordml/sdtdatahash" xmlns:w16se="http://schemas.microsoft.com/office/word/2015/wordml/symex" xmlns:wpg="http://schemas.microsoft.com/office/word/2010/wordprocessingGroup" xmlns:wpi="http://schemas.microsoft.com/office/word/2010/wordprocessingInk" xmlns:wne="http://schemas.microsoft.com/office/word/2006/wordml" xmlns:wps="http://schemas.microsoft.com/office/word/2010/wordprocessingShape" mc:Ignorable="w14 w15 w16se w16cid w16 w16cex w16sdtdh wp14">
+<w:document xmlns:wpc="http://schemas.microsoft.com/office/word/2010/wordprocessingCanvas" xmlns:cx="http://schemas.microsoft.com/office/drawing/2014/chartex" xmlns:cx1="http://schemas.microsoft.com/office/drawing/2015/9/8/chartex" xmlns:cx2="http://schemas.microsoft.com/office/drawing/2015/10/21/chartex" xmlns:cx3="http://schemas.microsoft.com/office/drawing/2016/5/9/chartex" xmlns:cx4="http://schemas.microsoft.com/office/drawing/2016/5/10/chartex" xmlns:cx5="http://schemas.microsoft.com/office/drawing/2016/5/11/chartex" xmlns:cx6="http://schemas.microsoft.com/office/drawing/2016/5/12/chartex" xmlns:cx7="http://schemas.microsoft.com/office/drawing/2016/5/13/chartex" xmlns:cx8="http://schemas.microsoft.com/office/drawing/2016/5/14/chartex" xmlns:mc="http://schemas.openxmlformats.org/markup-compatibility/2006" xmlns:aink="http://schemas.microsoft.com/office/drawing/2016/ink" xmlns:am3d="http://schemas.microsoft.com/office/drawing/2017/model3d" xmlns:o="urn:schemas-microsoft-com:office:office" xmlns:r="http://schemas.openxmlformats.org/officeDocument/2006/relationships" xmlns:m="http://schemas.openxmlformats.org/officeDocument/2006/math" xmlns:v="urn:schemas-microsoft-com:vml" xmlns:wp14="http://schemas.microsoft.com/office/word/2010/wordprocessingDrawing" xmlns:wp="http://schemas.openxmlformats.org/drawingml/2006/wordprocessingDrawing" xmlns:w10="urn:schemas-microsoft-com:office:word" xmlns:w="http://schemas.openxmlformats.org/wordprocessingml/2006/main" xmlns:w14="http://schemas.microsoft.com/office/word/2010/wordml" xmlns:w15="http://schemas.microsoft.com/office/word/2012/wordml" xmlns:w16cex="http://schemas.microsoft.com/office/word/2018/wordml/cex" xmlns:w16cid="http://schemas.microsoft.com/office/word/2016/wordml/cid" xmlns:w16="http://schemas.microsoft.com/office/word/2018/wordml" xmlns:w16se="http://schemas.microsoft.com/office/word/2015/wordml/symex" xmlns:wpg="http://schemas.microsoft.com/office/word/2010/wordprocessingGroup" xmlns:wpi="http://schemas.microsoft.com/office/word/2010/wordprocessingInk" xmlns:wne="http://schemas.microsoft.com/office/word/2006/wordml" xmlns:wps="http://schemas.microsoft.com/office/word/2010/wordprocessingShape" mc:Ignorable="w14 w15 w16se w16cid w16 w16cex wp14">
   <w:body>
     <w:p>
       <w:pPr>
@@ -450,11 +450,19 @@
           <w:rFonts w:ascii="Times New Roman" w:hAnsi="Times New Roman" w:cs="Times New Roman"/>
         </w:rPr>
       </w:pPr>
-      <w:r>
-        <w:rPr>
-          <w:rFonts w:ascii="Times New Roman" w:hAnsi="Times New Roman" w:cs="Times New Roman"/>
-        </w:rPr>
-        <w:t xml:space="preserve">Toko </w:t>
+      <w:proofErr w:type="spellStart"/>
+      <w:r>
+        <w:rPr>
+          <w:rFonts w:ascii="Times New Roman" w:hAnsi="Times New Roman" w:cs="Times New Roman"/>
+        </w:rPr>
+        <w:t>Toko</w:t>
+      </w:r>
+      <w:proofErr w:type="spellEnd"/>
+      <w:r>
+        <w:rPr>
+          <w:rFonts w:ascii="Times New Roman" w:hAnsi="Times New Roman" w:cs="Times New Roman"/>
+        </w:rPr>
+        <w:t xml:space="preserve"> </w:t>
       </w:r>
       <w:proofErr w:type="spellStart"/>
       <w:r>
@@ -478,11 +486,19 @@
           <w:rFonts w:ascii="Times New Roman" w:hAnsi="Times New Roman" w:cs="Times New Roman"/>
         </w:rPr>
       </w:pPr>
-      <w:r>
-        <w:rPr>
-          <w:rFonts w:ascii="Times New Roman" w:hAnsi="Times New Roman" w:cs="Times New Roman"/>
-        </w:rPr>
-        <w:t xml:space="preserve">Toko </w:t>
+      <w:proofErr w:type="spellStart"/>
+      <w:r>
+        <w:rPr>
+          <w:rFonts w:ascii="Times New Roman" w:hAnsi="Times New Roman" w:cs="Times New Roman"/>
+        </w:rPr>
+        <w:t>Toko</w:t>
+      </w:r>
+      <w:proofErr w:type="spellEnd"/>
+      <w:r>
+        <w:rPr>
+          <w:rFonts w:ascii="Times New Roman" w:hAnsi="Times New Roman" w:cs="Times New Roman"/>
+        </w:rPr>
+        <w:t xml:space="preserve"> </w:t>
       </w:r>
       <w:proofErr w:type="spellStart"/>
       <w:r>
@@ -548,11 +564,19 @@
           <w:rFonts w:ascii="Times New Roman" w:hAnsi="Times New Roman" w:cs="Times New Roman"/>
         </w:rPr>
       </w:pPr>
-      <w:r>
-        <w:rPr>
-          <w:rFonts w:ascii="Times New Roman" w:hAnsi="Times New Roman" w:cs="Times New Roman"/>
-        </w:rPr>
-        <w:t xml:space="preserve">Toko </w:t>
+      <w:proofErr w:type="spellStart"/>
+      <w:r>
+        <w:rPr>
+          <w:rFonts w:ascii="Times New Roman" w:hAnsi="Times New Roman" w:cs="Times New Roman"/>
+        </w:rPr>
+        <w:t>Toko</w:t>
+      </w:r>
+      <w:proofErr w:type="spellEnd"/>
+      <w:r>
+        <w:rPr>
+          <w:rFonts w:ascii="Times New Roman" w:hAnsi="Times New Roman" w:cs="Times New Roman"/>
+        </w:rPr>
+        <w:t xml:space="preserve"> </w:t>
       </w:r>
       <w:proofErr w:type="spellStart"/>
       <w:r>
@@ -598,11 +622,19 @@
           <w:rFonts w:ascii="Times New Roman" w:hAnsi="Times New Roman" w:cs="Times New Roman"/>
         </w:rPr>
       </w:pPr>
-      <w:r>
-        <w:rPr>
-          <w:rFonts w:ascii="Times New Roman" w:hAnsi="Times New Roman" w:cs="Times New Roman"/>
-        </w:rPr>
-        <w:t xml:space="preserve">Toko </w:t>
+      <w:proofErr w:type="spellStart"/>
+      <w:r>
+        <w:rPr>
+          <w:rFonts w:ascii="Times New Roman" w:hAnsi="Times New Roman" w:cs="Times New Roman"/>
+        </w:rPr>
+        <w:t>Toko</w:t>
+      </w:r>
+      <w:proofErr w:type="spellEnd"/>
+      <w:r>
+        <w:rPr>
+          <w:rFonts w:ascii="Times New Roman" w:hAnsi="Times New Roman" w:cs="Times New Roman"/>
+        </w:rPr>
+        <w:t xml:space="preserve"> </w:t>
       </w:r>
       <w:proofErr w:type="spellStart"/>
       <w:r>
@@ -1642,11 +1674,19 @@
           <w:rFonts w:ascii="Times New Roman" w:hAnsi="Times New Roman" w:cs="Times New Roman"/>
         </w:rPr>
       </w:pPr>
-      <w:r>
-        <w:rPr>
-          <w:rFonts w:ascii="Times New Roman" w:hAnsi="Times New Roman" w:cs="Times New Roman"/>
-        </w:rPr>
-        <w:t xml:space="preserve">Riwayat </w:t>
+      <w:proofErr w:type="spellStart"/>
+      <w:r>
+        <w:rPr>
+          <w:rFonts w:ascii="Times New Roman" w:hAnsi="Times New Roman" w:cs="Times New Roman"/>
+        </w:rPr>
+        <w:t>Riwayat</w:t>
+      </w:r>
+      <w:proofErr w:type="spellEnd"/>
+      <w:r>
+        <w:rPr>
+          <w:rFonts w:ascii="Times New Roman" w:hAnsi="Times New Roman" w:cs="Times New Roman"/>
+        </w:rPr>
+        <w:t xml:space="preserve"> </w:t>
       </w:r>
       <w:proofErr w:type="spellStart"/>
       <w:r>
@@ -2157,8 +2197,16 @@
         <w:rPr>
           <w:rFonts w:ascii="Times New Roman" w:hAnsi="Times New Roman" w:cs="Times New Roman"/>
         </w:rPr>
-        <w:t>Owner Toko</w:t>
-      </w:r>
+        <w:t xml:space="preserve">Owner </w:t>
+      </w:r>
+      <w:proofErr w:type="spellStart"/>
+      <w:r>
+        <w:rPr>
+          <w:rFonts w:ascii="Times New Roman" w:hAnsi="Times New Roman" w:cs="Times New Roman"/>
+        </w:rPr>
+        <w:t>Toko</w:t>
+      </w:r>
+      <w:proofErr w:type="spellEnd"/>
     </w:p>
     <w:p>
       <w:pPr>
@@ -2236,7 +2284,21 @@
         <w:rPr>
           <w:rFonts w:ascii="Times New Roman" w:hAnsi="Times New Roman" w:cs="Times New Roman"/>
         </w:rPr>
-        <w:t xml:space="preserve"> toko </w:t>
+        <w:t xml:space="preserve"> </w:t>
+      </w:r>
+      <w:proofErr w:type="spellStart"/>
+      <w:r>
+        <w:rPr>
+          <w:rFonts w:ascii="Times New Roman" w:hAnsi="Times New Roman" w:cs="Times New Roman"/>
+        </w:rPr>
+        <w:t>toko</w:t>
+      </w:r>
+      <w:proofErr w:type="spellEnd"/>
+      <w:r>
+        <w:rPr>
+          <w:rFonts w:ascii="Times New Roman" w:hAnsi="Times New Roman" w:cs="Times New Roman"/>
+        </w:rPr>
+        <w:t xml:space="preserve"> </w:t>
       </w:r>
       <w:proofErr w:type="spellStart"/>
       <w:r>
@@ -2725,11 +2787,19 @@
           <w:rFonts w:ascii="Times New Roman" w:hAnsi="Times New Roman" w:cs="Times New Roman"/>
         </w:rPr>
       </w:pPr>
-      <w:r>
-        <w:rPr>
-          <w:rFonts w:ascii="Times New Roman" w:hAnsi="Times New Roman" w:cs="Times New Roman"/>
-        </w:rPr>
-        <w:t xml:space="preserve">Harga </w:t>
+      <w:proofErr w:type="spellStart"/>
+      <w:r>
+        <w:rPr>
+          <w:rFonts w:ascii="Times New Roman" w:hAnsi="Times New Roman" w:cs="Times New Roman"/>
+        </w:rPr>
+        <w:t>Harga</w:t>
+      </w:r>
+      <w:proofErr w:type="spellEnd"/>
+      <w:r>
+        <w:rPr>
+          <w:rFonts w:ascii="Times New Roman" w:hAnsi="Times New Roman" w:cs="Times New Roman"/>
+        </w:rPr>
+        <w:t xml:space="preserve"> </w:t>
       </w:r>
       <w:proofErr w:type="spellStart"/>
       <w:r>
@@ -2753,11 +2823,19 @@
           <w:rFonts w:ascii="Times New Roman" w:hAnsi="Times New Roman" w:cs="Times New Roman"/>
         </w:rPr>
       </w:pPr>
-      <w:r>
-        <w:rPr>
-          <w:rFonts w:ascii="Times New Roman" w:hAnsi="Times New Roman" w:cs="Times New Roman"/>
-        </w:rPr>
-        <w:t xml:space="preserve">Harga </w:t>
+      <w:proofErr w:type="spellStart"/>
+      <w:r>
+        <w:rPr>
+          <w:rFonts w:ascii="Times New Roman" w:hAnsi="Times New Roman" w:cs="Times New Roman"/>
+        </w:rPr>
+        <w:t>Harga</w:t>
+      </w:r>
+      <w:proofErr w:type="spellEnd"/>
+      <w:r>
+        <w:rPr>
+          <w:rFonts w:ascii="Times New Roman" w:hAnsi="Times New Roman" w:cs="Times New Roman"/>
+        </w:rPr>
+        <w:t xml:space="preserve"> </w:t>
       </w:r>
       <w:proofErr w:type="spellStart"/>
       <w:r>
@@ -3640,11 +3718,19 @@
         </w:rPr>
         <w:t xml:space="preserve"> </w:t>
       </w:r>
-      <w:r>
-        <w:rPr>
-          <w:rFonts w:ascii="Times New Roman" w:hAnsi="Times New Roman" w:cs="Times New Roman"/>
-        </w:rPr>
-        <w:t>buat adjustment.</w:t>
+      <w:proofErr w:type="spellStart"/>
+      <w:r>
+        <w:rPr>
+          <w:rFonts w:ascii="Times New Roman" w:hAnsi="Times New Roman" w:cs="Times New Roman"/>
+        </w:rPr>
+        <w:t>buat</w:t>
+      </w:r>
+      <w:proofErr w:type="spellEnd"/>
+      <w:r>
+        <w:rPr>
+          <w:rFonts w:ascii="Times New Roman" w:hAnsi="Times New Roman" w:cs="Times New Roman"/>
+        </w:rPr>
+        <w:t xml:space="preserve"> adjustment.</w:t>
       </w:r>
     </w:p>
     <w:p>
@@ -4895,11 +4981,19 @@
           <w:rFonts w:ascii="Times New Roman" w:hAnsi="Times New Roman" w:cs="Times New Roman"/>
         </w:rPr>
       </w:pPr>
-      <w:r>
-        <w:rPr>
-          <w:rFonts w:ascii="Times New Roman" w:hAnsi="Times New Roman" w:cs="Times New Roman"/>
-        </w:rPr>
-        <w:t xml:space="preserve">Jika </w:t>
+      <w:proofErr w:type="spellStart"/>
+      <w:r>
+        <w:rPr>
+          <w:rFonts w:ascii="Times New Roman" w:hAnsi="Times New Roman" w:cs="Times New Roman"/>
+        </w:rPr>
+        <w:t>Jika</w:t>
+      </w:r>
+      <w:proofErr w:type="spellEnd"/>
+      <w:r>
+        <w:rPr>
+          <w:rFonts w:ascii="Times New Roman" w:hAnsi="Times New Roman" w:cs="Times New Roman"/>
+        </w:rPr>
+        <w:t xml:space="preserve"> </w:t>
       </w:r>
       <w:proofErr w:type="spellStart"/>
       <w:r>
@@ -4988,8 +5082,13 @@
     </w:p>
     <w:p/>
     <w:p>
-      <w:r>
-        <w:t xml:space="preserve">Masuk ked </w:t>
+      <w:proofErr w:type="spellStart"/>
+      <w:r>
+        <w:t>Masuk</w:t>
+      </w:r>
+      <w:proofErr w:type="spellEnd"/>
+      <w:r>
+        <w:t xml:space="preserve"> ked </w:t>
       </w:r>
       <w:proofErr w:type="gramStart"/>
       <w:r>
@@ -5421,7 +5520,15 @@
       </w:r>
       <w:proofErr w:type="spellEnd"/>
       <w:r>
-        <w:t xml:space="preserve"> Toko (Warehouse)</w:t>
+        <w:t xml:space="preserve"> </w:t>
+      </w:r>
+      <w:proofErr w:type="spellStart"/>
+      <w:r>
+        <w:t>Toko</w:t>
+      </w:r>
+      <w:proofErr w:type="spellEnd"/>
+      <w:r>
+        <w:t xml:space="preserve"> (Warehouse)</w:t>
       </w:r>
     </w:p>
     <w:p>
@@ -7728,11 +7835,19 @@
           <w:rFonts w:ascii="Times New Roman" w:hAnsi="Times New Roman" w:cs="Times New Roman"/>
         </w:rPr>
       </w:pPr>
-      <w:r>
-        <w:rPr>
-          <w:rFonts w:ascii="Times New Roman" w:hAnsi="Times New Roman" w:cs="Times New Roman"/>
-        </w:rPr>
-        <w:t xml:space="preserve">buat user </w:t>
+      <w:proofErr w:type="spellStart"/>
+      <w:r>
+        <w:rPr>
+          <w:rFonts w:ascii="Times New Roman" w:hAnsi="Times New Roman" w:cs="Times New Roman"/>
+        </w:rPr>
+        <w:t>buat</w:t>
+      </w:r>
+      <w:proofErr w:type="spellEnd"/>
+      <w:r>
+        <w:rPr>
+          <w:rFonts w:ascii="Times New Roman" w:hAnsi="Times New Roman" w:cs="Times New Roman"/>
+        </w:rPr>
+        <w:t xml:space="preserve"> user </w:t>
       </w:r>
       <w:proofErr w:type="spellStart"/>
       <w:r>
@@ -7846,11 +7961,19 @@
           <w:rFonts w:ascii="Times New Roman" w:hAnsi="Times New Roman" w:cs="Times New Roman"/>
         </w:rPr>
       </w:pPr>
-      <w:r>
-        <w:rPr>
-          <w:rFonts w:ascii="Times New Roman" w:hAnsi="Times New Roman" w:cs="Times New Roman"/>
-        </w:rPr>
-        <w:t xml:space="preserve">Buat </w:t>
+      <w:proofErr w:type="spellStart"/>
+      <w:r>
+        <w:rPr>
+          <w:rFonts w:ascii="Times New Roman" w:hAnsi="Times New Roman" w:cs="Times New Roman"/>
+        </w:rPr>
+        <w:t>Buat</w:t>
+      </w:r>
+      <w:proofErr w:type="spellEnd"/>
+      <w:r>
+        <w:rPr>
+          <w:rFonts w:ascii="Times New Roman" w:hAnsi="Times New Roman" w:cs="Times New Roman"/>
+        </w:rPr>
+        <w:t xml:space="preserve"> </w:t>
       </w:r>
       <w:proofErr w:type="spellStart"/>
       <w:r>
@@ -8080,11 +8203,19 @@
           <w:rFonts w:ascii="Times New Roman" w:hAnsi="Times New Roman" w:cs="Times New Roman"/>
         </w:rPr>
       </w:pPr>
-      <w:r>
-        <w:rPr>
-          <w:rFonts w:ascii="Times New Roman" w:hAnsi="Times New Roman" w:cs="Times New Roman"/>
-        </w:rPr>
-        <w:t xml:space="preserve">Jika user juga </w:t>
+      <w:proofErr w:type="spellStart"/>
+      <w:r>
+        <w:rPr>
+          <w:rFonts w:ascii="Times New Roman" w:hAnsi="Times New Roman" w:cs="Times New Roman"/>
+        </w:rPr>
+        <w:t>Jika</w:t>
+      </w:r>
+      <w:proofErr w:type="spellEnd"/>
+      <w:r>
+        <w:rPr>
+          <w:rFonts w:ascii="Times New Roman" w:hAnsi="Times New Roman" w:cs="Times New Roman"/>
+        </w:rPr>
+        <w:t xml:space="preserve"> user juga </w:t>
       </w:r>
       <w:proofErr w:type="spellStart"/>
       <w:r>
@@ -8551,6 +8682,7 @@
       <w:r>
         <w:rPr>
           <w:rFonts w:ascii="Times New Roman" w:hAnsi="Times New Roman" w:cs="Times New Roman"/>
+          <w:noProof/>
         </w:rPr>
         <w:drawing>
           <wp:inline distT="0" distB="0" distL="0" distR="0" wp14:anchorId="26BE6F12" wp14:editId="185C94CF">
@@ -8599,6 +8731,7 @@
       <w:r>
         <w:rPr>
           <w:rFonts w:ascii="Times New Roman" w:hAnsi="Times New Roman" w:cs="Times New Roman"/>
+          <w:noProof/>
         </w:rPr>
         <w:lastRenderedPageBreak/>
         <w:drawing>
@@ -8648,6 +8781,7 @@
       <w:r>
         <w:rPr>
           <w:rFonts w:ascii="Times New Roman" w:hAnsi="Times New Roman" w:cs="Times New Roman"/>
+          <w:noProof/>
         </w:rPr>
         <w:drawing>
           <wp:inline distT="0" distB="0" distL="0" distR="0" wp14:anchorId="285EE65C" wp14:editId="10E1BF55">
@@ -8835,6 +8969,7 @@
       <w:r>
         <w:rPr>
           <w:rFonts w:ascii="Times New Roman" w:hAnsi="Times New Roman" w:cs="Times New Roman"/>
+          <w:noProof/>
         </w:rPr>
         <w:lastRenderedPageBreak/>
         <w:drawing>
@@ -8884,6 +9019,7 @@
       <w:r>
         <w:rPr>
           <w:rFonts w:ascii="Times New Roman" w:hAnsi="Times New Roman" w:cs="Times New Roman"/>
+          <w:noProof/>
         </w:rPr>
         <w:drawing>
           <wp:inline distT="0" distB="0" distL="0" distR="0" wp14:anchorId="298664EC" wp14:editId="10FE9327">
@@ -8932,6 +9068,7 @@
       <w:r>
         <w:rPr>
           <w:rFonts w:ascii="Times New Roman" w:hAnsi="Times New Roman" w:cs="Times New Roman"/>
+          <w:noProof/>
         </w:rPr>
         <w:drawing>
           <wp:inline distT="0" distB="0" distL="0" distR="0" wp14:anchorId="329CFE5A" wp14:editId="578A013F">
@@ -8980,6 +9117,7 @@
       <w:r>
         <w:rPr>
           <w:rFonts w:ascii="Times New Roman" w:hAnsi="Times New Roman" w:cs="Times New Roman"/>
+          <w:noProof/>
         </w:rPr>
         <w:drawing>
           <wp:inline distT="0" distB="0" distL="0" distR="0" wp14:anchorId="421FA159" wp14:editId="389632E1">
@@ -9028,6 +9166,7 @@
       <w:r>
         <w:rPr>
           <w:rFonts w:ascii="Times New Roman" w:hAnsi="Times New Roman" w:cs="Times New Roman"/>
+          <w:noProof/>
         </w:rPr>
         <w:lastRenderedPageBreak/>
         <w:drawing>
@@ -9315,6 +9454,664 @@
         </w:rPr>
       </w:pPr>
     </w:p>
+    <w:p>
+      <w:pPr>
+        <w:pStyle w:val="Heading1"/>
+      </w:pPr>
+      <w:r>
+        <w:t xml:space="preserve">Frontend ReactJS </w:t>
+      </w:r>
+      <w:proofErr w:type="spellStart"/>
+      <w:r>
+        <w:t>Vite</w:t>
+      </w:r>
+      <w:proofErr w:type="spellEnd"/>
+    </w:p>
+    <w:p>
+      <w:proofErr w:type="spellStart"/>
+      <w:r>
+        <w:t>Harus</w:t>
+      </w:r>
+      <w:proofErr w:type="spellEnd"/>
+      <w:r>
+        <w:t xml:space="preserve"> </w:t>
+      </w:r>
+      <w:proofErr w:type="spellStart"/>
+      <w:r>
+        <w:t>terinstall</w:t>
+      </w:r>
+      <w:proofErr w:type="spellEnd"/>
+      <w:r>
+        <w:t xml:space="preserve"> node </w:t>
+      </w:r>
+      <w:proofErr w:type="spellStart"/>
+      <w:r>
+        <w:t>js</w:t>
+      </w:r>
+      <w:proofErr w:type="spellEnd"/>
+      <w:r>
+        <w:t xml:space="preserve"> </w:t>
+      </w:r>
+      <w:proofErr w:type="spellStart"/>
+      <w:r>
+        <w:t>dulu</w:t>
+      </w:r>
+      <w:proofErr w:type="spellEnd"/>
+    </w:p>
+    <w:p>
+      <w:pPr>
+        <w:rPr>
+          <w:rFonts w:ascii="Lucida Console" w:hAnsi="Lucida Console" w:cs="Lucida Console"/>
+          <w:sz w:val="18"/>
+          <w:szCs w:val="18"/>
+        </w:rPr>
+      </w:pPr>
+      <w:proofErr w:type="spellStart"/>
+      <w:r>
+        <w:t>npm</w:t>
+      </w:r>
+      <w:proofErr w:type="spellEnd"/>
+      <w:r>
+        <w:t xml:space="preserve"> create </w:t>
+      </w:r>
+      <w:proofErr w:type="spellStart"/>
+      <w:r>
+        <w:t>vite@lates</w:t>
+      </w:r>
+      <w:r>
+        <w:t>t</w:t>
+      </w:r>
+      <w:proofErr w:type="spellEnd"/>
+      <w:r>
+        <w:t xml:space="preserve"> </w:t>
+      </w:r>
+      <w:proofErr w:type="spellStart"/>
+      <w:r>
+        <w:t>namaProject</w:t>
+      </w:r>
+      <w:proofErr w:type="spellEnd"/>
+      <w:r>
+        <w:t xml:space="preserve"> -- -- template react</w:t>
+      </w:r>
+      <w:r>
+        <w:br/>
+        <w:t>or</w:t>
+      </w:r>
+      <w:r>
+        <w:br/>
+      </w:r>
+      <w:proofErr w:type="spellStart"/>
+      <w:r>
+        <w:rPr>
+          <w:rFonts w:ascii="Lucida Console" w:hAnsi="Lucida Console" w:cs="Lucida Console"/>
+          <w:sz w:val="18"/>
+          <w:szCs w:val="18"/>
+        </w:rPr>
+        <w:t>npm</w:t>
+      </w:r>
+      <w:proofErr w:type="spellEnd"/>
+      <w:r>
+        <w:rPr>
+          <w:rFonts w:ascii="Lucida Console" w:hAnsi="Lucida Console" w:cs="Lucida Console"/>
+          <w:sz w:val="18"/>
+          <w:szCs w:val="18"/>
+        </w:rPr>
+        <w:t xml:space="preserve"> create </w:t>
+      </w:r>
+      <w:proofErr w:type="spellStart"/>
+      <w:r>
+        <w:rPr>
+          <w:rFonts w:ascii="Lucida Console" w:hAnsi="Lucida Console" w:cs="Lucida Console"/>
+          <w:sz w:val="18"/>
+          <w:szCs w:val="18"/>
+        </w:rPr>
+        <w:t>vite@latest</w:t>
+      </w:r>
+      <w:proofErr w:type="spellEnd"/>
+      <w:r>
+        <w:rPr>
+          <w:rFonts w:ascii="Lucida Console" w:hAnsi="Lucida Console" w:cs="Lucida Console"/>
+          <w:sz w:val="18"/>
+          <w:szCs w:val="18"/>
+        </w:rPr>
+        <w:t xml:space="preserve"> </w:t>
+      </w:r>
+      <w:proofErr w:type="spellStart"/>
+      <w:r>
+        <w:rPr>
+          <w:rFonts w:ascii="Lucida Console" w:hAnsi="Lucida Console" w:cs="Lucida Console"/>
+          <w:sz w:val="18"/>
+          <w:szCs w:val="18"/>
+        </w:rPr>
+        <w:t>versi</w:t>
+      </w:r>
+      <w:proofErr w:type="spellEnd"/>
+      <w:r>
+        <w:rPr>
+          <w:rFonts w:ascii="Lucida Console" w:hAnsi="Lucida Console" w:cs="Lucida Console"/>
+          <w:sz w:val="18"/>
+          <w:szCs w:val="18"/>
+        </w:rPr>
+        <w:t xml:space="preserve"> 7</w:t>
+      </w:r>
+      <w:r>
+        <w:rPr>
+          <w:rFonts w:ascii="Lucida Console" w:hAnsi="Lucida Console" w:cs="Lucida Console"/>
+          <w:sz w:val="18"/>
+          <w:szCs w:val="18"/>
+        </w:rPr>
+        <w:t xml:space="preserve"> frontend</w:t>
+      </w:r>
+    </w:p>
+    <w:p>
+      <w:r>
+        <w:lastRenderedPageBreak/>
+        <w:br/>
+      </w:r>
+      <w:r>
+        <w:rPr>
+          <w:noProof/>
+        </w:rPr>
+        <w:drawing>
+          <wp:inline distT="0" distB="0" distL="0" distR="0" wp14:anchorId="76EA1ABC" wp14:editId="0E109343">
+            <wp:extent cx="3915321" cy="3315163"/>
+            <wp:effectExtent l="0" t="0" r="0" b="0"/>
+            <wp:docPr id="4" name="Picture 4"/>
+            <wp:cNvGraphicFramePr>
+              <a:graphicFrameLocks xmlns:a="http://schemas.openxmlformats.org/drawingml/2006/main" noChangeAspect="1"/>
+            </wp:cNvGraphicFramePr>
+            <a:graphic xmlns:a="http://schemas.openxmlformats.org/drawingml/2006/main">
+              <a:graphicData uri="http://schemas.openxmlformats.org/drawingml/2006/picture">
+                <pic:pic xmlns:pic="http://schemas.openxmlformats.org/drawingml/2006/picture">
+                  <pic:nvPicPr>
+                    <pic:cNvPr id="1" name=""/>
+                    <pic:cNvPicPr/>
+                  </pic:nvPicPr>
+                  <pic:blipFill>
+                    <a:blip r:embed="rId16"/>
+                    <a:stretch>
+                      <a:fillRect/>
+                    </a:stretch>
+                  </pic:blipFill>
+                  <pic:spPr>
+                    <a:xfrm>
+                      <a:off x="0" y="0"/>
+                      <a:ext cx="3915321" cy="3315163"/>
+                    </a:xfrm>
+                    <a:prstGeom prst="rect">
+                      <a:avLst/>
+                    </a:prstGeom>
+                  </pic:spPr>
+                </pic:pic>
+              </a:graphicData>
+            </a:graphic>
+          </wp:inline>
+        </w:drawing>
+      </w:r>
+    </w:p>
+    <w:p/>
+    <w:p>
+      <w:proofErr w:type="spellStart"/>
+      <w:r>
+        <w:t>Hapus</w:t>
+      </w:r>
+      <w:proofErr w:type="spellEnd"/>
+      <w:r>
+        <w:t xml:space="preserve"> file app.css dan </w:t>
+      </w:r>
+      <w:r>
+        <w:t>index.</w:t>
+      </w:r>
+      <w:r>
+        <w:t>css</w:t>
+      </w:r>
+    </w:p>
+    <w:p>
+      <w:r>
+        <w:rPr>
+          <w:noProof/>
+        </w:rPr>
+        <w:drawing>
+          <wp:inline distT="0" distB="0" distL="0" distR="0" wp14:anchorId="68707742" wp14:editId="3D9C0674">
+            <wp:extent cx="4410691" cy="4248743"/>
+            <wp:effectExtent l="0" t="0" r="9525" b="0"/>
+            <wp:docPr id="13" name="Picture 13"/>
+            <wp:cNvGraphicFramePr>
+              <a:graphicFrameLocks xmlns:a="http://schemas.openxmlformats.org/drawingml/2006/main" noChangeAspect="1"/>
+            </wp:cNvGraphicFramePr>
+            <a:graphic xmlns:a="http://schemas.openxmlformats.org/drawingml/2006/main">
+              <a:graphicData uri="http://schemas.openxmlformats.org/drawingml/2006/picture">
+                <pic:pic xmlns:pic="http://schemas.openxmlformats.org/drawingml/2006/picture">
+                  <pic:nvPicPr>
+                    <pic:cNvPr id="1" name=""/>
+                    <pic:cNvPicPr/>
+                  </pic:nvPicPr>
+                  <pic:blipFill>
+                    <a:blip r:embed="rId17"/>
+                    <a:stretch>
+                      <a:fillRect/>
+                    </a:stretch>
+                  </pic:blipFill>
+                  <pic:spPr>
+                    <a:xfrm>
+                      <a:off x="0" y="0"/>
+                      <a:ext cx="4410691" cy="4248743"/>
+                    </a:xfrm>
+                    <a:prstGeom prst="rect">
+                      <a:avLst/>
+                    </a:prstGeom>
+                  </pic:spPr>
+                </pic:pic>
+              </a:graphicData>
+            </a:graphic>
+          </wp:inline>
+        </w:drawing>
+      </w:r>
+    </w:p>
+    <w:p>
+      <w:r>
+        <w:t>React router</w:t>
+      </w:r>
+    </w:p>
+    <w:p>
+      <w:proofErr w:type="spellStart"/>
+      <w:r>
+        <w:lastRenderedPageBreak/>
+        <w:t>npm</w:t>
+      </w:r>
+      <w:proofErr w:type="spellEnd"/>
+      <w:r>
+        <w:t xml:space="preserve"> install react-router-</w:t>
+      </w:r>
+      <w:proofErr w:type="spellStart"/>
+      <w:r>
+        <w:t>dom</w:t>
+      </w:r>
+      <w:proofErr w:type="spellEnd"/>
+    </w:p>
+    <w:p>
+      <w:r>
+        <w:rPr>
+          <w:noProof/>
+        </w:rPr>
+        <w:drawing>
+          <wp:inline distT="0" distB="0" distL="0" distR="0" wp14:anchorId="0ACAB600" wp14:editId="3C423E7C">
+            <wp:extent cx="5731510" cy="4058285"/>
+            <wp:effectExtent l="0" t="0" r="2540" b="0"/>
+            <wp:docPr id="14" name="Picture 14"/>
+            <wp:cNvGraphicFramePr>
+              <a:graphicFrameLocks xmlns:a="http://schemas.openxmlformats.org/drawingml/2006/main" noChangeAspect="1"/>
+            </wp:cNvGraphicFramePr>
+            <a:graphic xmlns:a="http://schemas.openxmlformats.org/drawingml/2006/main">
+              <a:graphicData uri="http://schemas.openxmlformats.org/drawingml/2006/picture">
+                <pic:pic xmlns:pic="http://schemas.openxmlformats.org/drawingml/2006/picture">
+                  <pic:nvPicPr>
+                    <pic:cNvPr id="1" name=""/>
+                    <pic:cNvPicPr/>
+                  </pic:nvPicPr>
+                  <pic:blipFill>
+                    <a:blip r:embed="rId18"/>
+                    <a:stretch>
+                      <a:fillRect/>
+                    </a:stretch>
+                  </pic:blipFill>
+                  <pic:spPr>
+                    <a:xfrm>
+                      <a:off x="0" y="0"/>
+                      <a:ext cx="5731510" cy="4058285"/>
+                    </a:xfrm>
+                    <a:prstGeom prst="rect">
+                      <a:avLst/>
+                    </a:prstGeom>
+                  </pic:spPr>
+                </pic:pic>
+              </a:graphicData>
+            </a:graphic>
+          </wp:inline>
+        </w:drawing>
+      </w:r>
+    </w:p>
+    <w:p>
+      <w:r>
+        <w:rPr>
+          <w:noProof/>
+        </w:rPr>
+        <w:lastRenderedPageBreak/>
+        <w:drawing>
+          <wp:inline distT="0" distB="0" distL="0" distR="0" wp14:anchorId="46EA056F" wp14:editId="1ADF4A8B">
+            <wp:extent cx="5334744" cy="3400900"/>
+            <wp:effectExtent l="0" t="0" r="0" b="9525"/>
+            <wp:docPr id="15" name="Picture 15"/>
+            <wp:cNvGraphicFramePr>
+              <a:graphicFrameLocks xmlns:a="http://schemas.openxmlformats.org/drawingml/2006/main" noChangeAspect="1"/>
+            </wp:cNvGraphicFramePr>
+            <a:graphic xmlns:a="http://schemas.openxmlformats.org/drawingml/2006/main">
+              <a:graphicData uri="http://schemas.openxmlformats.org/drawingml/2006/picture">
+                <pic:pic xmlns:pic="http://schemas.openxmlformats.org/drawingml/2006/picture">
+                  <pic:nvPicPr>
+                    <pic:cNvPr id="1" name=""/>
+                    <pic:cNvPicPr/>
+                  </pic:nvPicPr>
+                  <pic:blipFill>
+                    <a:blip r:embed="rId19"/>
+                    <a:stretch>
+                      <a:fillRect/>
+                    </a:stretch>
+                  </pic:blipFill>
+                  <pic:spPr>
+                    <a:xfrm>
+                      <a:off x="0" y="0"/>
+                      <a:ext cx="5334744" cy="3400900"/>
+                    </a:xfrm>
+                    <a:prstGeom prst="rect">
+                      <a:avLst/>
+                    </a:prstGeom>
+                  </pic:spPr>
+                </pic:pic>
+              </a:graphicData>
+            </a:graphic>
+          </wp:inline>
+        </w:drawing>
+      </w:r>
+      <w:r>
+        <w:rPr>
+          <w:noProof/>
+        </w:rPr>
+        <w:drawing>
+          <wp:inline distT="0" distB="0" distL="0" distR="0" wp14:anchorId="6A11C700" wp14:editId="470C4236">
+            <wp:extent cx="3962953" cy="3620005"/>
+            <wp:effectExtent l="0" t="0" r="0" b="0"/>
+            <wp:docPr id="12" name="Picture 12"/>
+            <wp:cNvGraphicFramePr>
+              <a:graphicFrameLocks xmlns:a="http://schemas.openxmlformats.org/drawingml/2006/main" noChangeAspect="1"/>
+            </wp:cNvGraphicFramePr>
+            <a:graphic xmlns:a="http://schemas.openxmlformats.org/drawingml/2006/main">
+              <a:graphicData uri="http://schemas.openxmlformats.org/drawingml/2006/picture">
+                <pic:pic xmlns:pic="http://schemas.openxmlformats.org/drawingml/2006/picture">
+                  <pic:nvPicPr>
+                    <pic:cNvPr id="1" name=""/>
+                    <pic:cNvPicPr/>
+                  </pic:nvPicPr>
+                  <pic:blipFill>
+                    <a:blip r:embed="rId20"/>
+                    <a:stretch>
+                      <a:fillRect/>
+                    </a:stretch>
+                  </pic:blipFill>
+                  <pic:spPr>
+                    <a:xfrm>
+                      <a:off x="0" y="0"/>
+                      <a:ext cx="3962953" cy="3620005"/>
+                    </a:xfrm>
+                    <a:prstGeom prst="rect">
+                      <a:avLst/>
+                    </a:prstGeom>
+                  </pic:spPr>
+                </pic:pic>
+              </a:graphicData>
+            </a:graphic>
+          </wp:inline>
+        </w:drawing>
+      </w:r>
+    </w:p>
+    <w:p>
+      <w:pPr>
+        <w:rPr>
+          <w:noProof/>
+        </w:rPr>
+      </w:pPr>
+      <w:r>
+        <w:rPr>
+          <w:noProof/>
+        </w:rPr>
+        <w:lastRenderedPageBreak/>
+        <w:t xml:space="preserve"> </w:t>
+      </w:r>
+      <w:r>
+        <w:rPr>
+          <w:noProof/>
+        </w:rPr>
+        <w:drawing>
+          <wp:inline distT="0" distB="0" distL="0" distR="0" wp14:anchorId="0088B3D8" wp14:editId="17681AF8">
+            <wp:extent cx="3019846" cy="2295845"/>
+            <wp:effectExtent l="0" t="0" r="9525" b="9525"/>
+            <wp:docPr id="17" name="Picture 17"/>
+            <wp:cNvGraphicFramePr>
+              <a:graphicFrameLocks xmlns:a="http://schemas.openxmlformats.org/drawingml/2006/main" noChangeAspect="1"/>
+            </wp:cNvGraphicFramePr>
+            <a:graphic xmlns:a="http://schemas.openxmlformats.org/drawingml/2006/main">
+              <a:graphicData uri="http://schemas.openxmlformats.org/drawingml/2006/picture">
+                <pic:pic xmlns:pic="http://schemas.openxmlformats.org/drawingml/2006/picture">
+                  <pic:nvPicPr>
+                    <pic:cNvPr id="1" name=""/>
+                    <pic:cNvPicPr/>
+                  </pic:nvPicPr>
+                  <pic:blipFill>
+                    <a:blip r:embed="rId21"/>
+                    <a:stretch>
+                      <a:fillRect/>
+                    </a:stretch>
+                  </pic:blipFill>
+                  <pic:spPr>
+                    <a:xfrm>
+                      <a:off x="0" y="0"/>
+                      <a:ext cx="3019846" cy="2295845"/>
+                    </a:xfrm>
+                    <a:prstGeom prst="rect">
+                      <a:avLst/>
+                    </a:prstGeom>
+                  </pic:spPr>
+                </pic:pic>
+              </a:graphicData>
+            </a:graphic>
+          </wp:inline>
+        </w:drawing>
+      </w:r>
+    </w:p>
+    <w:p>
+      <w:r>
+        <w:br/>
+        <w:t>styling</w:t>
+      </w:r>
+    </w:p>
+    <w:p>
+      <w:proofErr w:type="spellStart"/>
+      <w:r>
+        <w:t>npm</w:t>
+      </w:r>
+      <w:proofErr w:type="spellEnd"/>
+      <w:r>
+        <w:t xml:space="preserve"> install react-bootstrap bootstrap</w:t>
+      </w:r>
+    </w:p>
+    <w:p>
+      <w:r>
+        <w:t xml:space="preserve">paste import </w:t>
+      </w:r>
+      <w:proofErr w:type="spellStart"/>
+      <w:r>
+        <w:t>css</w:t>
+      </w:r>
+      <w:proofErr w:type="spellEnd"/>
+      <w:r>
+        <w:t xml:space="preserve"> </w:t>
+      </w:r>
+      <w:proofErr w:type="spellStart"/>
+      <w:r>
+        <w:t>ke</w:t>
+      </w:r>
+      <w:proofErr w:type="spellEnd"/>
+      <w:r>
+        <w:t xml:space="preserve"> </w:t>
+      </w:r>
+      <w:proofErr w:type="spellStart"/>
+      <w:r>
+        <w:t>main.jsx</w:t>
+      </w:r>
+      <w:proofErr w:type="spellEnd"/>
+      <w:r>
+        <w:br/>
+      </w:r>
+      <w:r>
+        <w:drawing>
+          <wp:inline distT="0" distB="0" distL="0" distR="0" wp14:anchorId="4E69F27F" wp14:editId="58FE75FD">
+            <wp:extent cx="5731510" cy="2810510"/>
+            <wp:effectExtent l="0" t="0" r="2540" b="8890"/>
+            <wp:docPr id="16" name="Picture 16"/>
+            <wp:cNvGraphicFramePr>
+              <a:graphicFrameLocks xmlns:a="http://schemas.openxmlformats.org/drawingml/2006/main" noChangeAspect="1"/>
+            </wp:cNvGraphicFramePr>
+            <a:graphic xmlns:a="http://schemas.openxmlformats.org/drawingml/2006/main">
+              <a:graphicData uri="http://schemas.openxmlformats.org/drawingml/2006/picture">
+                <pic:pic xmlns:pic="http://schemas.openxmlformats.org/drawingml/2006/picture">
+                  <pic:nvPicPr>
+                    <pic:cNvPr id="1" name=""/>
+                    <pic:cNvPicPr/>
+                  </pic:nvPicPr>
+                  <pic:blipFill>
+                    <a:blip r:embed="rId22"/>
+                    <a:stretch>
+                      <a:fillRect/>
+                    </a:stretch>
+                  </pic:blipFill>
+                  <pic:spPr>
+                    <a:xfrm>
+                      <a:off x="0" y="0"/>
+                      <a:ext cx="5731510" cy="2810510"/>
+                    </a:xfrm>
+                    <a:prstGeom prst="rect">
+                      <a:avLst/>
+                    </a:prstGeom>
+                  </pic:spPr>
+                </pic:pic>
+              </a:graphicData>
+            </a:graphic>
+          </wp:inline>
+        </w:drawing>
+      </w:r>
+      <w:r>
+        <w:br/>
+      </w:r>
+      <w:r>
+        <w:lastRenderedPageBreak/>
+        <w:drawing>
+          <wp:inline distT="0" distB="0" distL="0" distR="0" wp14:anchorId="047D335C" wp14:editId="1C483E3F">
+            <wp:extent cx="5731510" cy="4277995"/>
+            <wp:effectExtent l="0" t="0" r="2540" b="8255"/>
+            <wp:docPr id="18" name="Picture 18"/>
+            <wp:cNvGraphicFramePr>
+              <a:graphicFrameLocks xmlns:a="http://schemas.openxmlformats.org/drawingml/2006/main" noChangeAspect="1"/>
+            </wp:cNvGraphicFramePr>
+            <a:graphic xmlns:a="http://schemas.openxmlformats.org/drawingml/2006/main">
+              <a:graphicData uri="http://schemas.openxmlformats.org/drawingml/2006/picture">
+                <pic:pic xmlns:pic="http://schemas.openxmlformats.org/drawingml/2006/picture">
+                  <pic:nvPicPr>
+                    <pic:cNvPr id="1" name=""/>
+                    <pic:cNvPicPr/>
+                  </pic:nvPicPr>
+                  <pic:blipFill>
+                    <a:blip r:embed="rId23"/>
+                    <a:stretch>
+                      <a:fillRect/>
+                    </a:stretch>
+                  </pic:blipFill>
+                  <pic:spPr>
+                    <a:xfrm>
+                      <a:off x="0" y="0"/>
+                      <a:ext cx="5731510" cy="4277995"/>
+                    </a:xfrm>
+                    <a:prstGeom prst="rect">
+                      <a:avLst/>
+                    </a:prstGeom>
+                  </pic:spPr>
+                </pic:pic>
+              </a:graphicData>
+            </a:graphic>
+          </wp:inline>
+        </w:drawing>
+      </w:r>
+      <w:r>
+        <w:drawing>
+          <wp:inline distT="0" distB="0" distL="0" distR="0" wp14:anchorId="593E7856" wp14:editId="508A0D07">
+            <wp:extent cx="5731510" cy="3979545"/>
+            <wp:effectExtent l="0" t="0" r="2540" b="1905"/>
+            <wp:docPr id="19" name="Picture 19"/>
+            <wp:cNvGraphicFramePr>
+              <a:graphicFrameLocks xmlns:a="http://schemas.openxmlformats.org/drawingml/2006/main" noChangeAspect="1"/>
+            </wp:cNvGraphicFramePr>
+            <a:graphic xmlns:a="http://schemas.openxmlformats.org/drawingml/2006/main">
+              <a:graphicData uri="http://schemas.openxmlformats.org/drawingml/2006/picture">
+                <pic:pic xmlns:pic="http://schemas.openxmlformats.org/drawingml/2006/picture">
+                  <pic:nvPicPr>
+                    <pic:cNvPr id="1" name=""/>
+                    <pic:cNvPicPr/>
+                  </pic:nvPicPr>
+                  <pic:blipFill>
+                    <a:blip r:embed="rId24"/>
+                    <a:stretch>
+                      <a:fillRect/>
+                    </a:stretch>
+                  </pic:blipFill>
+                  <pic:spPr>
+                    <a:xfrm>
+                      <a:off x="0" y="0"/>
+                      <a:ext cx="5731510" cy="3979545"/>
+                    </a:xfrm>
+                    <a:prstGeom prst="rect">
+                      <a:avLst/>
+                    </a:prstGeom>
+                  </pic:spPr>
+                </pic:pic>
+              </a:graphicData>
+            </a:graphic>
+          </wp:inline>
+        </w:drawing>
+      </w:r>
+    </w:p>
+    <w:p>
+      <w:r>
+        <w:lastRenderedPageBreak/>
+        <w:drawing>
+          <wp:inline distT="0" distB="0" distL="0" distR="0" wp14:anchorId="3EB74347" wp14:editId="179CD203">
+            <wp:extent cx="3772426" cy="1800476"/>
+            <wp:effectExtent l="0" t="0" r="0" b="9525"/>
+            <wp:docPr id="20" name="Picture 20"/>
+            <wp:cNvGraphicFramePr>
+              <a:graphicFrameLocks xmlns:a="http://schemas.openxmlformats.org/drawingml/2006/main" noChangeAspect="1"/>
+            </wp:cNvGraphicFramePr>
+            <a:graphic xmlns:a="http://schemas.openxmlformats.org/drawingml/2006/main">
+              <a:graphicData uri="http://schemas.openxmlformats.org/drawingml/2006/picture">
+                <pic:pic xmlns:pic="http://schemas.openxmlformats.org/drawingml/2006/picture">
+                  <pic:nvPicPr>
+                    <pic:cNvPr id="1" name=""/>
+                    <pic:cNvPicPr/>
+                  </pic:nvPicPr>
+                  <pic:blipFill>
+                    <a:blip r:embed="rId25"/>
+                    <a:stretch>
+                      <a:fillRect/>
+                    </a:stretch>
+                  </pic:blipFill>
+                  <pic:spPr>
+                    <a:xfrm>
+                      <a:off x="0" y="0"/>
+                      <a:ext cx="3772426" cy="1800476"/>
+                    </a:xfrm>
+                    <a:prstGeom prst="rect">
+                      <a:avLst/>
+                    </a:prstGeom>
+                  </pic:spPr>
+                </pic:pic>
+              </a:graphicData>
+            </a:graphic>
+          </wp:inline>
+        </w:drawing>
+      </w:r>
+    </w:p>
+    <w:p>
+      <w:bookmarkStart w:id="0" w:name="_GoBack"/>
+      <w:bookmarkEnd w:id="0"/>
+    </w:p>
     <w:sectPr>
       <w:pgSz w:w="11906" w:h="16838"/>
       <w:pgMar w:top="1440" w:right="1440" w:bottom="1440" w:left="1440" w:header="708" w:footer="708" w:gutter="0"/>
@@ -9326,7 +10123,7 @@
 </file>
 
 <file path=word/numbering.xml><?xml version="1.0" encoding="utf-8"?>
-<w:numbering xmlns:wpc="http://schemas.microsoft.com/office/word/2010/wordprocessingCanvas" xmlns:cx="http://schemas.microsoft.com/office/drawing/2014/chartex" xmlns:cx1="http://schemas.microsoft.com/office/drawing/2015/9/8/chartex" xmlns:cx2="http://schemas.microsoft.com/office/drawing/2015/10/21/chartex" xmlns:cx3="http://schemas.microsoft.com/office/drawing/2016/5/9/chartex" xmlns:cx4="http://schemas.microsoft.com/office/drawing/2016/5/10/chartex" xmlns:cx5="http://schemas.microsoft.com/office/drawing/2016/5/11/chartex" xmlns:cx6="http://schemas.microsoft.com/office/drawing/2016/5/12/chartex" xmlns:cx7="http://schemas.microsoft.com/office/drawing/2016/5/13/chartex" xmlns:cx8="http://schemas.microsoft.com/office/drawing/2016/5/14/chartex" xmlns:mc="http://schemas.openxmlformats.org/markup-compatibility/2006" xmlns:aink="http://schemas.microsoft.com/office/drawing/2016/ink" xmlns:am3d="http://schemas.microsoft.com/office/drawing/2017/model3d" xmlns:o="urn:schemas-microsoft-com:office:office" xmlns:oel="http://schemas.microsoft.com/office/2019/extlst" xmlns:r="http://schemas.openxmlformats.org/officeDocument/2006/relationships" xmlns:m="http://schemas.openxmlformats.org/officeDocument/2006/math" xmlns:v="urn:schemas-microsoft-com:vml" xmlns:wp14="http://schemas.microsoft.com/office/word/2010/wordprocessingDrawing" xmlns:wp="http://schemas.openxmlformats.org/drawingml/2006/wordprocessingDrawing" xmlns:w10="urn:schemas-microsoft-com:office:word" xmlns:w="http://schemas.openxmlformats.org/wordprocessingml/2006/main" xmlns:w14="http://schemas.microsoft.com/office/word/2010/wordml" xmlns:w15="http://schemas.microsoft.com/office/word/2012/wordml" xmlns:w16cex="http://schemas.microsoft.com/office/word/2018/wordml/cex" xmlns:w16cid="http://schemas.microsoft.com/office/word/2016/wordml/cid" xmlns:w16="http://schemas.microsoft.com/office/word/2018/wordml" xmlns:w16sdtdh="http://schemas.microsoft.com/office/word/2020/wordml/sdtdatahash" xmlns:w16se="http://schemas.microsoft.com/office/word/2015/wordml/symex" xmlns:wpg="http://schemas.microsoft.com/office/word/2010/wordprocessingGroup" xmlns:wpi="http://schemas.microsoft.com/office/word/2010/wordprocessingInk" xmlns:wne="http://schemas.microsoft.com/office/word/2006/wordml" xmlns:wps="http://schemas.microsoft.com/office/word/2010/wordprocessingShape" mc:Ignorable="w14 w15 w16se w16cid w16 w16cex w16sdtdh wp14">
+<w:numbering xmlns:wpc="http://schemas.microsoft.com/office/word/2010/wordprocessingCanvas" xmlns:cx="http://schemas.microsoft.com/office/drawing/2014/chartex" xmlns:cx1="http://schemas.microsoft.com/office/drawing/2015/9/8/chartex" xmlns:cx2="http://schemas.microsoft.com/office/drawing/2015/10/21/chartex" xmlns:cx3="http://schemas.microsoft.com/office/drawing/2016/5/9/chartex" xmlns:cx4="http://schemas.microsoft.com/office/drawing/2016/5/10/chartex" xmlns:cx5="http://schemas.microsoft.com/office/drawing/2016/5/11/chartex" xmlns:cx6="http://schemas.microsoft.com/office/drawing/2016/5/12/chartex" xmlns:cx7="http://schemas.microsoft.com/office/drawing/2016/5/13/chartex" xmlns:cx8="http://schemas.microsoft.com/office/drawing/2016/5/14/chartex" xmlns:mc="http://schemas.openxmlformats.org/markup-compatibility/2006" xmlns:aink="http://schemas.microsoft.com/office/drawing/2016/ink" xmlns:am3d="http://schemas.microsoft.com/office/drawing/2017/model3d" xmlns:o="urn:schemas-microsoft-com:office:office" xmlns:r="http://schemas.openxmlformats.org/officeDocument/2006/relationships" xmlns:m="http://schemas.openxmlformats.org/officeDocument/2006/math" xmlns:v="urn:schemas-microsoft-com:vml" xmlns:wp14="http://schemas.microsoft.com/office/word/2010/wordprocessingDrawing" xmlns:wp="http://schemas.openxmlformats.org/drawingml/2006/wordprocessingDrawing" xmlns:w10="urn:schemas-microsoft-com:office:word" xmlns:w="http://schemas.openxmlformats.org/wordprocessingml/2006/main" xmlns:w14="http://schemas.microsoft.com/office/word/2010/wordml" xmlns:w15="http://schemas.microsoft.com/office/word/2012/wordml" xmlns:w16cex="http://schemas.microsoft.com/office/word/2018/wordml/cex" xmlns:w16cid="http://schemas.microsoft.com/office/word/2016/wordml/cid" xmlns:w16="http://schemas.microsoft.com/office/word/2018/wordml" xmlns:w16se="http://schemas.microsoft.com/office/word/2015/wordml/symex" xmlns:wpg="http://schemas.microsoft.com/office/word/2010/wordprocessingGroup" xmlns:wpi="http://schemas.microsoft.com/office/word/2010/wordprocessingInk" xmlns:wne="http://schemas.microsoft.com/office/word/2006/wordml" xmlns:wps="http://schemas.microsoft.com/office/word/2010/wordprocessingShape" mc:Ignorable="w14 w15 w16se w16cid w16 w16cex wp14">
   <w:abstractNum w:abstractNumId="0" w15:restartNumberingAfterBreak="0">
     <w:nsid w:val="066460E2"/>
     <w:multiLevelType w:val="hybridMultilevel"/>
@@ -10544,64 +11341,64 @@
       </w:rPr>
     </w:lvl>
   </w:abstractNum>
-  <w:num w:numId="1" w16cid:durableId="1458646166">
+  <w:num w:numId="1">
     <w:abstractNumId w:val="9"/>
   </w:num>
-  <w:num w:numId="2" w16cid:durableId="252860787">
+  <w:num w:numId="2">
     <w:abstractNumId w:val="2"/>
   </w:num>
-  <w:num w:numId="3" w16cid:durableId="625701973">
+  <w:num w:numId="3">
     <w:abstractNumId w:val="6"/>
   </w:num>
-  <w:num w:numId="4" w16cid:durableId="1650935235">
+  <w:num w:numId="4">
     <w:abstractNumId w:val="4"/>
   </w:num>
-  <w:num w:numId="5" w16cid:durableId="696665240">
+  <w:num w:numId="5">
     <w:abstractNumId w:val="10"/>
   </w:num>
-  <w:num w:numId="6" w16cid:durableId="255360756">
+  <w:num w:numId="6">
     <w:abstractNumId w:val="7"/>
   </w:num>
-  <w:num w:numId="7" w16cid:durableId="2096785292">
+  <w:num w:numId="7">
     <w:abstractNumId w:val="0"/>
   </w:num>
-  <w:num w:numId="8" w16cid:durableId="1172794765">
+  <w:num w:numId="8">
     <w:abstractNumId w:val="1"/>
   </w:num>
-  <w:num w:numId="9" w16cid:durableId="2013875235">
+  <w:num w:numId="9">
     <w:abstractNumId w:val="5"/>
   </w:num>
-  <w:num w:numId="10" w16cid:durableId="1294095176">
+  <w:num w:numId="10">
     <w:abstractNumId w:val="3"/>
   </w:num>
-  <w:num w:numId="11" w16cid:durableId="2053455057">
+  <w:num w:numId="11">
     <w:abstractNumId w:val="8"/>
   </w:num>
-  <w:num w:numId="12" w16cid:durableId="249699703">
+  <w:num w:numId="12">
     <w:abstractNumId w:val="9"/>
     <w:lvlOverride w:ilvl="0">
       <w:startOverride w:val="1"/>
     </w:lvlOverride>
   </w:num>
-  <w:num w:numId="13" w16cid:durableId="750001999">
+  <w:num w:numId="13">
     <w:abstractNumId w:val="9"/>
     <w:lvlOverride w:ilvl="0">
       <w:startOverride w:val="1"/>
     </w:lvlOverride>
   </w:num>
-  <w:num w:numId="14" w16cid:durableId="778794049">
+  <w:num w:numId="14">
     <w:abstractNumId w:val="9"/>
     <w:lvlOverride w:ilvl="0">
       <w:startOverride w:val="1"/>
     </w:lvlOverride>
   </w:num>
-  <w:num w:numId="15" w16cid:durableId="2052723788">
+  <w:num w:numId="15">
     <w:abstractNumId w:val="9"/>
     <w:lvlOverride w:ilvl="0">
       <w:startOverride w:val="1"/>
     </w:lvlOverride>
   </w:num>
-  <w:num w:numId="16" w16cid:durableId="1332372766">
+  <w:num w:numId="16">
     <w:abstractNumId w:val="9"/>
     <w:lvlOverride w:ilvl="0">
       <w:startOverride w:val="1"/>
@@ -10611,7 +11408,7 @@
 </file>
 
 <file path=word/styles.xml><?xml version="1.0" encoding="utf-8"?>
-<w:styles xmlns:mc="http://schemas.openxmlformats.org/markup-compatibility/2006" xmlns:r="http://schemas.openxmlformats.org/officeDocument/2006/relationships" xmlns:w="http://schemas.openxmlformats.org/wordprocessingml/2006/main" xmlns:w14="http://schemas.microsoft.com/office/word/2010/wordml" xmlns:w15="http://schemas.microsoft.com/office/word/2012/wordml" xmlns:w16cex="http://schemas.microsoft.com/office/word/2018/wordml/cex" xmlns:w16cid="http://schemas.microsoft.com/office/word/2016/wordml/cid" xmlns:w16="http://schemas.microsoft.com/office/word/2018/wordml" xmlns:w16sdtdh="http://schemas.microsoft.com/office/word/2020/wordml/sdtdatahash" xmlns:w16se="http://schemas.microsoft.com/office/word/2015/wordml/symex" mc:Ignorable="w14 w15 w16se w16cid w16 w16cex w16sdtdh">
+<w:styles xmlns:mc="http://schemas.openxmlformats.org/markup-compatibility/2006" xmlns:r="http://schemas.openxmlformats.org/officeDocument/2006/relationships" xmlns:w="http://schemas.openxmlformats.org/wordprocessingml/2006/main" xmlns:w14="http://schemas.microsoft.com/office/word/2010/wordml" xmlns:w15="http://schemas.microsoft.com/office/word/2012/wordml" xmlns:w16cex="http://schemas.microsoft.com/office/word/2018/wordml/cex" xmlns:w16cid="http://schemas.microsoft.com/office/word/2016/wordml/cid" xmlns:w16="http://schemas.microsoft.com/office/word/2018/wordml" xmlns:w16se="http://schemas.microsoft.com/office/word/2015/wordml/symex" mc:Ignorable="w14 w15 w16se w16cid w16 w16cex">
   <w:docDefaults>
     <w:rPrDefault>
       <w:rPr>
@@ -11123,6 +11920,7 @@
   <w:style w:type="character" w:default="1" w:styleId="DefaultParagraphFont">
     <w:name w:val="Default Paragraph Font"/>
     <w:uiPriority w:val="1"/>
+    <w:semiHidden/>
     <w:unhideWhenUsed/>
   </w:style>
   <w:style w:type="table" w:default="1" w:styleId="TableNormal">
